--- a/מסמך עבודה פרויקט.docx
+++ b/מסמך עבודה פרויקט.docx
@@ -81,7 +81,33 @@
           <w:szCs w:val="24"/>
           <w:rtl/>
         </w:rPr>
-        <w:t xml:space="preserve">, יכולת למועמדות לעבודה. </w:t>
+        <w:t>, יהיה לכל עובד את היכולת לעלות מנות משל עצמו לתפריט שילכו תחת השם של העובד לדוגמה אם אני(עומר)</w:t>
+      </w:r>
+      <w:r>
+        <w:rPr>
+          <w:rFonts w:hint="cs"/>
+          <w:sz w:val="24"/>
+          <w:szCs w:val="24"/>
+        </w:rPr>
+        <w:t xml:space="preserve"> </w:t>
+      </w:r>
+      <w:r>
+        <w:rPr>
+          <w:rFonts w:hint="cs"/>
+          <w:sz w:val="24"/>
+          <w:szCs w:val="24"/>
+          <w:rtl/>
+        </w:rPr>
+        <w:t>עובד במסעדה ואני ארצה להוסיף כמה מנות הם יהיו בתפריט מתחת למומלצים של עומר, אנשים יוכלו להזמין ולדרג את המנה שלי.</w:t>
+      </w:r>
+      <w:r>
+        <w:rPr>
+          <w:rFonts w:hint="cs"/>
+          <w:sz w:val="24"/>
+          <w:szCs w:val="24"/>
+          <w:rtl/>
+        </w:rPr>
+        <w:t xml:space="preserve">. </w:t>
       </w:r>
       <w:r>
         <w:rPr>
@@ -196,7 +222,16 @@
           <w:szCs w:val="24"/>
           <w:rtl/>
         </w:rPr>
-        <w:t xml:space="preserve"> מוצרים ותפריט. מספר מנה, תיאור מנה, מחיר, במלאי(כן או לא), ערך תזונתי</w:t>
+        <w:t xml:space="preserve"> מוצרים ותפריט. מספר מנה, תיאור מנה, מחיר, במלאי(כן או לא), </w:t>
+      </w:r>
+      <w:r>
+        <w:rPr>
+          <w:rFonts w:hint="cs"/>
+          <w:sz w:val="24"/>
+          <w:szCs w:val="24"/>
+          <w:rtl/>
+        </w:rPr>
+        <w:t>סוג מנה(של עובד או מנה מקורית)</w:t>
       </w:r>
       <w:r>
         <w:rPr>
@@ -344,7 +379,6 @@
         <w:rPr>
           <w:sz w:val="24"/>
           <w:szCs w:val="24"/>
-          <w:rtl/>
         </w:rPr>
       </w:pPr>
       <w:r>
@@ -380,16 +414,7 @@
           <w:szCs w:val="24"/>
           <w:rtl/>
         </w:rPr>
-        <w:t xml:space="preserve">מועמדות לעבודה. שם פרטי, </w:t>
-      </w:r>
-      <w:r>
-        <w:rPr>
-          <w:rFonts w:hint="cs"/>
-          <w:sz w:val="24"/>
-          <w:szCs w:val="24"/>
-          <w:rtl/>
-        </w:rPr>
-        <w:t>מספר טלפון, סיבת מועמדות.</w:t>
+        <w:t>פרטי עובד. שם, היסטוריה של מנות שהוא הוסיף, מידע הודות כל מנה שהוא הוסיף, מנות שהוא הוריד מהתפריט שלו.</w:t>
       </w:r>
     </w:p>
     <w:sectPr>
